--- a/L2A-System-Architecture/CiC_L2A_System_Level_Map_V1.6.docx
+++ b/L2A-System-Architecture/CiC_L2A_System_Level_Map_V1.6.docx
@@ -3313,7 +3313,7 @@
                 <w:sz w:val="19"/>
                 <w:szCs w:val="19"/>
               </w:rPr>
-              <w:t>CiC_L2A_System_Level_Map_V1.4.docx</w:t>
+              <w:t>CiC_L2A_System_Level_Map_V1.6.docx</w:t>
             </w:r>
           </w:p>
         </w:tc>
@@ -3353,7 +3353,7 @@
                 <w:sz w:val="19"/>
                 <w:szCs w:val="19"/>
               </w:rPr>
-              <w:t>This document. Adds Level 2D section, refreshes all status tables against live repository. Updates 2C rows: Phase Status authored (CLEAN), Change Orders Register at V1_4 (CLEAN).</w:t>
+              <w:t>This document. Level 2A architecture registry: what each level produces, cannot contain, and where documents are filed.</w:t>
             </w:r>
           </w:p>
         </w:tc>
@@ -3437,7 +3437,7 @@
                 <w:sz w:val="19"/>
                 <w:szCs w:val="19"/>
               </w:rPr>
-              <w:t>CiC_L2A_Clean_File_Structure_V1.0.docx</w:t>
+              <w:t>CiC_L2A_Clean_File_Structure_V1.1.docx</w:t>
             </w:r>
           </w:p>
         </w:tc>
@@ -4859,7 +4859,7 @@
                 <w:sz w:val="19"/>
                 <w:szCs w:val="19"/>
               </w:rPr>
-              <w:t>CiC_L2C_Phase_Status_V1.0.docx</w:t>
+              <w:t>CiC_L2C_Phase_Status_V1.2.docx</w:t>
             </w:r>
           </w:p>
         </w:tc>
@@ -4921,7 +4921,7 @@
                 <w:sz w:val="19"/>
                 <w:szCs w:val="19"/>
               </w:rPr>
-              <w:t>CiC_L2C_Corrections_Tracker</w:t>
+              <w:t>CiC_L2C_Corrections_Tracker_V1.2.docx</w:t>
             </w:r>
           </w:p>
         </w:tc>
@@ -4941,7 +4941,7 @@
                 <w:sz w:val="19"/>
                 <w:szCs w:val="19"/>
               </w:rPr>
-              <w:t>NEEDS MERGING</w:t>
+              <w:t>CLEAN ✓</w:t>
             </w:r>
           </w:p>
         </w:tc>
@@ -4961,7 +4961,7 @@
                 <w:sz w:val="19"/>
                 <w:szCs w:val="19"/>
               </w:rPr>
-              <w:t>Two unmerged, unratified drafts (v1_0, v2_0) misfiled in Project-Reference. Needs consolidation into a single ratified L2C document.</w:t>
+              <w:t>Merged from two draft tracks into a single ratified document. Tracks document-level content corrections only — see Change Orders Register for architectural decisions.</w:t>
             </w:r>
           </w:p>
         </w:tc>
@@ -4983,7 +4983,7 @@
                 <w:sz w:val="19"/>
                 <w:szCs w:val="19"/>
               </w:rPr>
-              <w:t>CiC_L2C_Change_Orders_Register_V1_4.docx</w:t>
+              <w:t>CiC_L2C_Change_Orders_Register_V1_6.docx</w:t>
             </w:r>
           </w:p>
         </w:tc>
@@ -5814,7 +5814,7 @@
                 <w:sz w:val="19"/>
                 <w:szCs w:val="19"/>
               </w:rPr>
-              <w:t>CiC_L2D_System_Operations_V1.0.docx</w:t>
+              <w:t>CiC_L2D_System_Operations_V1.2.docx</w:t>
             </w:r>
           </w:p>
         </w:tc>
@@ -6311,7 +6311,7 @@
                 <w:sz w:val="19"/>
                 <w:szCs w:val="19"/>
               </w:rPr>
-              <w:t>CiC_L3A_Phase_Structure_V1.0.docx</w:t>
+              <w:t>CiC_L3A_Phase_Structure_V1.1.docx</w:t>
             </w:r>
           </w:p>
         </w:tc>
@@ -7010,7 +7010,7 @@
                 <w:sz w:val="19"/>
                 <w:szCs w:val="19"/>
               </w:rPr>
-              <w:t>CiC_L3B_Formation_World_Template_V1_5.docx</w:t>
+              <w:t>CiC_L3B_Formation_World_Template_V1.5.docx</w:t>
             </w:r>
           </w:p>
         </w:tc>
@@ -7030,7 +7030,7 @@
                 <w:sz w:val="19"/>
                 <w:szCs w:val="19"/>
               </w:rPr>
-              <w:t>NEEDS CLEANING</w:t>
+              <w:t>CLEAN ✓</w:t>
             </w:r>
           </w:p>
         </w:tc>
@@ -7050,7 +7050,7 @@
                 <w:sz w:val="19"/>
                 <w:szCs w:val="19"/>
               </w:rPr>
-              <w:t>Not yet reviewed this project — carries Version History section. Also misnamed (missing CiC_L3B_ prefix and Level tag).</w:t>
+              <w:t>Cleaned this cycle (task #42). Version History, Review Note, and 8 [MODIFIED]/[NEW] Delta-tagged sections removed; Builder Verification section removed; Holding Document reference replaced with Article 17 citation; World Maturity Assessment Doc_09/World Profile sequencing corrected; title capitalization fixed. Correctly named and filed.</w:t>
             </w:r>
           </w:p>
         </w:tc>
@@ -7134,7 +7134,7 @@
                 <w:sz w:val="19"/>
                 <w:szCs w:val="19"/>
               </w:rPr>
-              <w:t>Prototype_Testing_Charter_v1_0.docx</w:t>
+              <w:t>CiC_L3B_Prototype_Testing_Charter_V1.0.docx</w:t>
             </w:r>
           </w:p>
         </w:tc>
@@ -7154,7 +7154,7 @@
                 <w:sz w:val="19"/>
                 <w:szCs w:val="19"/>
               </w:rPr>
-              <w:t>NEEDS CLEANING</w:t>
+              <w:t>CLEAN ✓</w:t>
             </w:r>
           </w:p>
         </w:tc>
@@ -7174,7 +7174,7 @@
                 <w:sz w:val="19"/>
                 <w:szCs w:val="19"/>
               </w:rPr>
-              <w:t>Not yet reviewed this project — 4 world-name hits. Also misnamed (missing CiC_L3B_ prefix and Level tag).</w:t>
+              <w:t>Genericized this cycle (task #43) — was badly contaminated: 3 Theon hits, 2 Alexandria hits, 9 gendered-pronoun hits (5 world-name/pronoun hits corrected from this row's prior count of 4). Alexandria/Theon replaced with bracket placeholders; Section 4 governance note corrected — cited Article 35 in error, now correctly cites Article 36 (Sole-Builder Stewardship) plus Conviction 4 and Article 31; removed orphaned pre-V7 'Audit Gate'/'Minor-Caution Gate' terminology. Correctly named and filed.</w:t>
             </w:r>
           </w:p>
         </w:tc>
@@ -7667,7 +7667,7 @@
                 <w:sz w:val="19"/>
                 <w:szCs w:val="19"/>
               </w:rPr>
-              <w:t>CiC_L3C_Representative_Construction_Framework_V2.1.docx</w:t>
+              <w:t>CiC_L3C_Representative_Construction_Framework_V2.2.docx</w:t>
             </w:r>
           </w:p>
         </w:tc>
@@ -7707,7 +7707,7 @@
                 <w:sz w:val="19"/>
                 <w:szCs w:val="19"/>
               </w:rPr>
-              <w:t>Multi-world note added, voice-not-character framing applied, TC-001 established as first-step discipline, Holding Doc references removed.</w:t>
+              <w:t>Multi-world note added, voice-not-character framing applied, TC-001 established as first-step discipline, Holding Doc references removed. Doc-numbering reconciled to canonical scheme (task #41).</w:t>
             </w:r>
           </w:p>
         </w:tc>
@@ -8164,7 +8164,7 @@
                 <w:sz w:val="19"/>
                 <w:szCs w:val="19"/>
               </w:rPr>
-              <w:t>CiC_L3D_The_Table_Design_Document_V2.2.docx</w:t>
+              <w:t>CiC_L3D_The_Table_Design_Document_V2.3.docx</w:t>
             </w:r>
           </w:p>
         </w:tc>

--- a/L2A-System-Architecture/CiC_L2A_System_Level_Map_V1.6.docx
+++ b/L2A-System-Architecture/CiC_L2A_System_Level_Map_V1.6.docx
@@ -9459,7 +9459,7 @@
                 <w:sz w:val="19"/>
                 <w:szCs w:val="19"/>
               </w:rPr>
-              <w:t xml:space="preserve">Source Ecology</w:t>
+              <w:t xml:space="preserve">Source Ecology + Source Registry</w:t>
             </w:r>
           </w:p>
         </w:tc>
@@ -9499,7 +9499,7 @@
                 <w:sz w:val="19"/>
                 <w:szCs w:val="19"/>
               </w:rPr>
-              <w:t xml:space="preserve">Source assessment, Author Gravity, story provisional tiers, marginalized-voices reading begins</w:t>
+              <w:t xml:space="preserve">Source assessment, Author Gravity, story provisional tiers, marginalized-voices reading begins. Also produces the Source Registry (per-world source database, Type/Confidence/Boundary-Status-tagged) as a co-equal structured output of the same pass -- see Source Registry Template, L3B.</w:t>
             </w:r>
           </w:p>
         </w:tc>
